--- a/tillsyn/A 12192-2026 tillsynsbegäran.docx
+++ b/tillsyn/A 12192-2026 tillsynsbegäran.docx
@@ -927,7 +927,7 @@
     <w:r>
       <w:tab/>
       <w:tab/>
-      <w:t>2026-09-14</w:t>
+      <w:t>2026-09-15</w:t>
       <w:br/>
       <w:br/>
     </w:r>

--- a/tillsyn/A 12192-2026 tillsynsbegäran.docx
+++ b/tillsyn/A 12192-2026 tillsynsbegäran.docx
@@ -927,7 +927,7 @@
     <w:r>
       <w:tab/>
       <w:tab/>
-      <w:t>2026-09-15</w:t>
+      <w:t>2026-09-16</w:t>
       <w:br/>
       <w:br/>
     </w:r>

--- a/tillsyn/A 12192-2026 tillsynsbegäran.docx
+++ b/tillsyn/A 12192-2026 tillsynsbegäran.docx
@@ -927,7 +927,7 @@
     <w:r>
       <w:tab/>
       <w:tab/>
-      <w:t>2026-09-16</w:t>
+      <w:t>2026-09-17</w:t>
       <w:br/>
       <w:br/>
     </w:r>

--- a/tillsyn/A 12192-2026 tillsynsbegäran.docx
+++ b/tillsyn/A 12192-2026 tillsynsbegäran.docx
@@ -927,7 +927,7 @@
     <w:r>
       <w:tab/>
       <w:tab/>
-      <w:t>2026-09-17</w:t>
+      <w:t>2026-09-18</w:t>
       <w:br/>
       <w:br/>
     </w:r>

--- a/tillsyn/A 12192-2026 tillsynsbegäran.docx
+++ b/tillsyn/A 12192-2026 tillsynsbegäran.docx
@@ -927,7 +927,7 @@
     <w:r>
       <w:tab/>
       <w:tab/>
-      <w:t>2026-09-18</w:t>
+      <w:t>2026-09-19</w:t>
       <w:br/>
       <w:br/>
     </w:r>

--- a/tillsyn/A 12192-2026 tillsynsbegäran.docx
+++ b/tillsyn/A 12192-2026 tillsynsbegäran.docx
@@ -927,7 +927,7 @@
     <w:r>
       <w:tab/>
       <w:tab/>
-      <w:t>2026-09-19</w:t>
+      <w:t>2026-09-21</w:t>
       <w:br/>
       <w:br/>
     </w:r>

--- a/tillsyn/A 12192-2026 tillsynsbegäran.docx
+++ b/tillsyn/A 12192-2026 tillsynsbegäran.docx
@@ -927,7 +927,7 @@
     <w:r>
       <w:tab/>
       <w:tab/>
-      <w:t>2026-09-21</w:t>
+      <w:t>2026-09-23</w:t>
       <w:br/>
       <w:br/>
     </w:r>

--- a/tillsyn/A 12192-2026 tillsynsbegäran.docx
+++ b/tillsyn/A 12192-2026 tillsynsbegäran.docx
@@ -927,7 +927,7 @@
     <w:r>
       <w:tab/>
       <w:tab/>
-      <w:t>2026-09-23</w:t>
+      <w:t>2026-09-24</w:t>
       <w:br/>
       <w:br/>
     </w:r>

--- a/tillsyn/A 12192-2026 tillsynsbegäran.docx
+++ b/tillsyn/A 12192-2026 tillsynsbegäran.docx
@@ -927,7 +927,7 @@
     <w:r>
       <w:tab/>
       <w:tab/>
-      <w:t>2026-09-24</w:t>
+      <w:t>2026-09-25</w:t>
       <w:br/>
       <w:br/>
     </w:r>

--- a/tillsyn/A 12192-2026 tillsynsbegäran.docx
+++ b/tillsyn/A 12192-2026 tillsynsbegäran.docx
@@ -927,7 +927,7 @@
     <w:r>
       <w:tab/>
       <w:tab/>
-      <w:t>2026-09-25</w:t>
+      <w:t>2026-09-26</w:t>
       <w:br/>
       <w:br/>
     </w:r>

--- a/tillsyn/A 12192-2026 tillsynsbegäran.docx
+++ b/tillsyn/A 12192-2026 tillsynsbegäran.docx
@@ -927,7 +927,7 @@
     <w:r>
       <w:tab/>
       <w:tab/>
-      <w:t>2026-09-26</w:t>
+      <w:t>2026-09-27</w:t>
       <w:br/>
       <w:br/>
     </w:r>

--- a/tillsyn/A 12192-2026 tillsynsbegäran.docx
+++ b/tillsyn/A 12192-2026 tillsynsbegäran.docx
@@ -927,7 +927,7 @@
     <w:r>
       <w:tab/>
       <w:tab/>
-      <w:t>2026-09-27</w:t>
+      <w:t>2026-09-28</w:t>
       <w:br/>
       <w:br/>
     </w:r>

--- a/tillsyn/A 12192-2026 tillsynsbegäran.docx
+++ b/tillsyn/A 12192-2026 tillsynsbegäran.docx
@@ -927,7 +927,7 @@
     <w:r>
       <w:tab/>
       <w:tab/>
-      <w:t>2026-09-28</w:t>
+      <w:t>2026-09-29</w:t>
       <w:br/>
       <w:br/>
     </w:r>

--- a/tillsyn/A 12192-2026 tillsynsbegäran.docx
+++ b/tillsyn/A 12192-2026 tillsynsbegäran.docx
@@ -927,7 +927,7 @@
     <w:r>
       <w:tab/>
       <w:tab/>
-      <w:t>2026-09-29</w:t>
+      <w:t>2026-09-30</w:t>
       <w:br/>
       <w:br/>
     </w:r>

--- a/tillsyn/A 12192-2026 tillsynsbegäran.docx
+++ b/tillsyn/A 12192-2026 tillsynsbegäran.docx
@@ -927,7 +927,7 @@
     <w:r>
       <w:tab/>
       <w:tab/>
-      <w:t>2026-09-30</w:t>
+      <w:t>2026-10-01</w:t>
       <w:br/>
       <w:br/>
     </w:r>

--- a/tillsyn/A 12192-2026 tillsynsbegäran.docx
+++ b/tillsyn/A 12192-2026 tillsynsbegäran.docx
@@ -927,7 +927,7 @@
     <w:r>
       <w:tab/>
       <w:tab/>
-      <w:t>2026-10-01</w:t>
+      <w:t>2026-10-02</w:t>
       <w:br/>
       <w:br/>
     </w:r>

--- a/tillsyn/A 12192-2026 tillsynsbegäran.docx
+++ b/tillsyn/A 12192-2026 tillsynsbegäran.docx
@@ -927,7 +927,7 @@
     <w:r>
       <w:tab/>
       <w:tab/>
-      <w:t>2026-10-02</w:t>
+      <w:t>2026-10-03</w:t>
       <w:br/>
       <w:br/>
     </w:r>

--- a/tillsyn/A 12192-2026 tillsynsbegäran.docx
+++ b/tillsyn/A 12192-2026 tillsynsbegäran.docx
@@ -927,7 +927,7 @@
     <w:r>
       <w:tab/>
       <w:tab/>
-      <w:t>2026-10-03</w:t>
+      <w:t>2026-10-04</w:t>
       <w:br/>
       <w:br/>
     </w:r>

--- a/tillsyn/A 12192-2026 tillsynsbegäran.docx
+++ b/tillsyn/A 12192-2026 tillsynsbegäran.docx
@@ -927,7 +927,7 @@
     <w:r>
       <w:tab/>
       <w:tab/>
-      <w:t>2026-10-04</w:t>
+      <w:t>2026-10-05</w:t>
       <w:br/>
       <w:br/>
     </w:r>

--- a/tillsyn/A 12192-2026 tillsynsbegäran.docx
+++ b/tillsyn/A 12192-2026 tillsynsbegäran.docx
@@ -927,7 +927,7 @@
     <w:r>
       <w:tab/>
       <w:tab/>
-      <w:t>2026-10-05</w:t>
+      <w:t>2026-10-06</w:t>
       <w:br/>
       <w:br/>
     </w:r>

--- a/tillsyn/A 12192-2026 tillsynsbegäran.docx
+++ b/tillsyn/A 12192-2026 tillsynsbegäran.docx
@@ -927,7 +927,7 @@
     <w:r>
       <w:tab/>
       <w:tab/>
-      <w:t>2026-10-06</w:t>
+      <w:t>2026-10-07</w:t>
       <w:br/>
       <w:br/>
     </w:r>

--- a/tillsyn/A 12192-2026 tillsynsbegäran.docx
+++ b/tillsyn/A 12192-2026 tillsynsbegäran.docx
@@ -927,7 +927,7 @@
     <w:r>
       <w:tab/>
       <w:tab/>
-      <w:t>2026-10-07</w:t>
+      <w:t>2026-10-08</w:t>
       <w:br/>
       <w:br/>
     </w:r>

--- a/tillsyn/A 12192-2026 tillsynsbegäran.docx
+++ b/tillsyn/A 12192-2026 tillsynsbegäran.docx
@@ -927,7 +927,7 @@
     <w:r>
       <w:tab/>
       <w:tab/>
-      <w:t>2026-10-08</w:t>
+      <w:t>2026-10-09</w:t>
       <w:br/>
       <w:br/>
     </w:r>

--- a/tillsyn/A 12192-2026 tillsynsbegäran.docx
+++ b/tillsyn/A 12192-2026 tillsynsbegäran.docx
@@ -927,7 +927,7 @@
     <w:r>
       <w:tab/>
       <w:tab/>
-      <w:t>2026-10-09</w:t>
+      <w:t>2026-10-10</w:t>
       <w:br/>
       <w:br/>
     </w:r>

--- a/tillsyn/A 12192-2026 tillsynsbegäran.docx
+++ b/tillsyn/A 12192-2026 tillsynsbegäran.docx
@@ -927,7 +927,7 @@
     <w:r>
       <w:tab/>
       <w:tab/>
-      <w:t>2026-10-10</w:t>
+      <w:t>2026-10-11</w:t>
       <w:br/>
       <w:br/>
     </w:r>

--- a/tillsyn/A 12192-2026 tillsynsbegäran.docx
+++ b/tillsyn/A 12192-2026 tillsynsbegäran.docx
@@ -927,7 +927,7 @@
     <w:r>
       <w:tab/>
       <w:tab/>
-      <w:t>2026-10-11</w:t>
+      <w:t>2026-10-12</w:t>
       <w:br/>
       <w:br/>
     </w:r>

--- a/tillsyn/A 12192-2026 tillsynsbegäran.docx
+++ b/tillsyn/A 12192-2026 tillsynsbegäran.docx
@@ -927,7 +927,7 @@
     <w:r>
       <w:tab/>
       <w:tab/>
-      <w:t>2026-10-12</w:t>
+      <w:t>2026-10-13</w:t>
       <w:br/>
       <w:br/>
     </w:r>

--- a/tillsyn/A 12192-2026 tillsynsbegäran.docx
+++ b/tillsyn/A 12192-2026 tillsynsbegäran.docx
@@ -927,7 +927,7 @@
     <w:r>
       <w:tab/>
       <w:tab/>
-      <w:t>2026-10-13</w:t>
+      <w:t>2026-10-14</w:t>
       <w:br/>
       <w:br/>
     </w:r>

--- a/tillsyn/A 12192-2026 tillsynsbegäran.docx
+++ b/tillsyn/A 12192-2026 tillsynsbegäran.docx
@@ -927,7 +927,7 @@
     <w:r>
       <w:tab/>
       <w:tab/>
-      <w:t>2026-10-14</w:t>
+      <w:t>2026-10-15</w:t>
       <w:br/>
       <w:br/>
     </w:r>

--- a/tillsyn/A 12192-2026 tillsynsbegäran.docx
+++ b/tillsyn/A 12192-2026 tillsynsbegäran.docx
@@ -22,7 +22,7 @@
       <w:r>
         <w:drawing>
           <wp:inline xmlns:a="http://schemas.openxmlformats.org/drawingml/2006/main" xmlns:pic="http://schemas.openxmlformats.org/drawingml/2006/picture">
-            <wp:extent cx="5486400" cy="5625917"/>
+            <wp:extent cx="5466636" cy="5724000"/>
             <wp:docPr id="1" name="Picture 1"/>
             <wp:cNvGraphicFramePr>
               <a:graphicFrameLocks noChangeAspect="1"/>
@@ -43,7 +43,7 @@
                   <pic:spPr>
                     <a:xfrm>
                       <a:off x="0" y="0"/>
-                      <a:ext cx="5486400" cy="5625917"/>
+                      <a:ext cx="5466636" cy="5724000"/>
                     </a:xfrm>
                     <a:prstGeom prst="rect"/>
                   </pic:spPr>
@@ -65,7 +65,7 @@
     </w:p>
     <w:p>
       <w:r>
-        <w:t>I och inom 19 meter från avverkningsanmälan finns fynd av 3 naturvårdsarter, varav 2 är rödlistade, 3 är fridlysta och 3 är typiska (T): knärot (VU, T, §8), tretåig hackspett (NT, T, §4) och spillkråka (T, §4). Se Figur 1.</w:t>
+        <w:t>I och inom 19 meter från avverkningsanmälan finns fynd av 4 naturvårdsarter, varav 3 är rödlistade, 3 är fridlysta och 4 är typiska (T): knärot (VU, T, §8), kattfotslav (NT, T), tretåig hackspett (NT, T, §4) och spillkråka (T, §4). Se Figur 1.</w:t>
       </w:r>
     </w:p>
     <w:p>
@@ -148,7 +148,7 @@
     </w:p>
     <w:p>
       <w:r>
-        <w:t>I det avverkningsanmälda området finns 2 fyndplatser för knärot registrerade på Artportalen. Figur 2 visar gränserna för buffertzoner på 50 m, som behöver lämnas kring fyndplatserna för att knärotslokalerna inte ska försvinna vid en avverkning. Av det avverkningsanmälda området överlappar 0.29 ha med buffertzonerna och får av detta skäl inte avverkas.</w:t>
+        <w:t>I det avverkningsanmälda området finns 3 fyndplatser för knärot registrerade på Artportalen. Figur 2 visar gränserna för buffertzoner på 50 m, som behöver lämnas kring fyndplatserna för att knärotslokalerna inte ska försvinna vid en avverkning. Av det avverkningsanmälda området överlappar 0.29 ha med buffertzonerna och får av detta skäl inte avverkas.</w:t>
       </w:r>
     </w:p>
     <w:p>
@@ -204,6 +204,35 @@
         <w:rPr>
           <w:b/>
         </w:rPr>
+        <w:t xml:space="preserve">Kattfotslav (NT) </w:t>
+      </w:r>
+      <w:r>
+        <w:t xml:space="preserve">är en mycket god signalart i hela sitt svenska utbredningsområde och skogsbestånd med kattfotslav är alltid värdefulla ur naturvårdssynpunkt. Arten indikerar dels ett mikroklimat med konstant hög luftfuktighet, dels kontinuitet av äldre träd och god trädslutenhet. Trots att den är vanligare i sydvästra Sverige växer den enbart i skogsbestånd med höga naturvärden. Den är känslig för skogliga ingrepp som kan förändra lokal- och mikroklimat. Kattfotslav är typisk art för </w:t>
+      </w:r>
+      <w:r>
+        <w:rPr>
+          <w:i/>
+        </w:rPr>
+        <w:t xml:space="preserve">9010 Taiga, 9160 Näringsrik ekskog </w:t>
+      </w:r>
+      <w:r>
+        <w:t>och</w:t>
+      </w:r>
+      <w:r>
+        <w:rPr>
+          <w:i/>
+        </w:rPr>
+        <w:t xml:space="preserve"> 9190 Näringsfattig ekskog</w:t>
+      </w:r>
+      <w:r>
+        <w:t xml:space="preserve"> (Nitare &amp; Skogsstyrelsen, 2019; SLU Artdatabanken, 2026).</w:t>
+      </w:r>
+    </w:p>
+    <w:p>
+      <w:r>
+        <w:rPr>
+          <w:b/>
+        </w:rPr>
         <w:t>Tretåig hackspett (NT, §4)</w:t>
       </w:r>
       <w:r>
@@ -927,7 +956,7 @@
     <w:r>
       <w:tab/>
       <w:tab/>
-      <w:t>2026-10-15</w:t>
+      <w:t>2026-10-16</w:t>
       <w:br/>
       <w:br/>
     </w:r>

--- a/tillsyn/A 12192-2026 tillsynsbegäran.docx
+++ b/tillsyn/A 12192-2026 tillsynsbegäran.docx
@@ -956,7 +956,7 @@
     <w:r>
       <w:tab/>
       <w:tab/>
-      <w:t>2026-10-16</w:t>
+      <w:t>2026-10-17</w:t>
       <w:br/>
       <w:br/>
     </w:r>

--- a/tillsyn/A 12192-2026 tillsynsbegäran.docx
+++ b/tillsyn/A 12192-2026 tillsynsbegäran.docx
@@ -956,7 +956,7 @@
     <w:r>
       <w:tab/>
       <w:tab/>
-      <w:t>2026-10-17</w:t>
+      <w:t>2026-10-18</w:t>
       <w:br/>
       <w:br/>
     </w:r>

--- a/tillsyn/A 12192-2026 tillsynsbegäran.docx
+++ b/tillsyn/A 12192-2026 tillsynsbegäran.docx
@@ -956,7 +956,7 @@
     <w:r>
       <w:tab/>
       <w:tab/>
-      <w:t>2026-10-18</w:t>
+      <w:t>2026-10-19</w:t>
       <w:br/>
       <w:br/>
     </w:r>

--- a/tillsyn/A 12192-2026 tillsynsbegäran.docx
+++ b/tillsyn/A 12192-2026 tillsynsbegäran.docx
@@ -956,7 +956,7 @@
     <w:r>
       <w:tab/>
       <w:tab/>
-      <w:t>2026-10-19</w:t>
+      <w:t>2026-10-20</w:t>
       <w:br/>
       <w:br/>
     </w:r>

--- a/tillsyn/A 12192-2026 tillsynsbegäran.docx
+++ b/tillsyn/A 12192-2026 tillsynsbegäran.docx
@@ -956,7 +956,7 @@
     <w:r>
       <w:tab/>
       <w:tab/>
-      <w:t>2026-10-20</w:t>
+      <w:t>2026-10-21</w:t>
       <w:br/>
       <w:br/>
     </w:r>

--- a/tillsyn/A 12192-2026 tillsynsbegäran.docx
+++ b/tillsyn/A 12192-2026 tillsynsbegäran.docx
@@ -956,7 +956,7 @@
     <w:r>
       <w:tab/>
       <w:tab/>
-      <w:t>2026-10-21</w:t>
+      <w:t>2026-10-22</w:t>
       <w:br/>
       <w:br/>
     </w:r>

--- a/tillsyn/A 12192-2026 tillsynsbegäran.docx
+++ b/tillsyn/A 12192-2026 tillsynsbegäran.docx
@@ -956,7 +956,7 @@
     <w:r>
       <w:tab/>
       <w:tab/>
-      <w:t>2026-10-22</w:t>
+      <w:t>2026-10-23</w:t>
       <w:br/>
       <w:br/>
     </w:r>

--- a/tillsyn/A 12192-2026 tillsynsbegäran.docx
+++ b/tillsyn/A 12192-2026 tillsynsbegäran.docx
@@ -956,7 +956,7 @@
     <w:r>
       <w:tab/>
       <w:tab/>
-      <w:t>2026-10-23</w:t>
+      <w:t>2026-10-24</w:t>
       <w:br/>
       <w:br/>
     </w:r>

--- a/tillsyn/A 12192-2026 tillsynsbegäran.docx
+++ b/tillsyn/A 12192-2026 tillsynsbegäran.docx
@@ -956,7 +956,7 @@
     <w:r>
       <w:tab/>
       <w:tab/>
-      <w:t>2026-10-24</w:t>
+      <w:t>2026-10-25</w:t>
       <w:br/>
       <w:br/>
     </w:r>

--- a/tillsyn/A 12192-2026 tillsynsbegäran.docx
+++ b/tillsyn/A 12192-2026 tillsynsbegäran.docx
@@ -956,7 +956,7 @@
     <w:r>
       <w:tab/>
       <w:tab/>
-      <w:t>2026-10-25</w:t>
+      <w:t>2026-10-26</w:t>
       <w:br/>
       <w:br/>
     </w:r>

--- a/tillsyn/A 12192-2026 tillsynsbegäran.docx
+++ b/tillsyn/A 12192-2026 tillsynsbegäran.docx
@@ -956,7 +956,7 @@
     <w:r>
       <w:tab/>
       <w:tab/>
-      <w:t>2026-10-26</w:t>
+      <w:t>2026-10-27</w:t>
       <w:br/>
       <w:br/>
     </w:r>

--- a/tillsyn/A 12192-2026 tillsynsbegäran.docx
+++ b/tillsyn/A 12192-2026 tillsynsbegäran.docx
@@ -956,7 +956,7 @@
     <w:r>
       <w:tab/>
       <w:tab/>
-      <w:t>2026-10-27</w:t>
+      <w:t>2026-10-28</w:t>
       <w:br/>
       <w:br/>
     </w:r>

--- a/tillsyn/A 12192-2026 tillsynsbegäran.docx
+++ b/tillsyn/A 12192-2026 tillsynsbegäran.docx
@@ -956,7 +956,7 @@
     <w:r>
       <w:tab/>
       <w:tab/>
-      <w:t>2026-10-28</w:t>
+      <w:t>2026-10-29</w:t>
       <w:br/>
       <w:br/>
     </w:r>

--- a/tillsyn/A 12192-2026 tillsynsbegäran.docx
+++ b/tillsyn/A 12192-2026 tillsynsbegäran.docx
@@ -956,7 +956,7 @@
     <w:r>
       <w:tab/>
       <w:tab/>
-      <w:t>2026-10-29</w:t>
+      <w:t>2026-10-31</w:t>
       <w:br/>
       <w:br/>
     </w:r>
